--- a/milestones/M2/SpatialOS_M2_Section4_Architecture_DB_APIs.docx
+++ b/milestones/M2/SpatialOS_M2_Section4_Architecture_DB_APIs.docx
@@ -101,7 +101,7 @@
         <w:rPr>
           <w:sz w:val="20"/>
         </w:rPr>
-        <w:t>). Phone → production live position was verified in HSS 349 on Oct 20 (828 real poses stored in 8 sessions).</w:t>
+        <w:t>). Phone → production live position was verified in HSS 349 on Oct 20 (828 pose samples stored across 8 upload periods).</w:t>
       </w:r>
     </w:p>
     <w:p>
@@ -1083,7 +1083,7 @@
         <w:rPr>
           <w:sz w:val="20"/>
         </w:rPr>
-        <w:t xml:space="preserve">. The viewer draws the graph at the floor height measured in the scan (−1.29 m). A </w:t>
+        <w:t xml:space="preserve">. The viewer draws the graph at the floor height measured in the scan (−1.29 m). This conversion is implemented, but physical alignment is not yet validated: the walking direction (Door → Front) and position accuracy have not been checked against tape-measured reference points (planned M3, with the test points in R14). A </w:t>
       </w:r>
       <w:r>
         <w:rPr>
@@ -7085,7 +7085,7 @@
         <w:rPr>
           <w:sz w:val="20"/>
         </w:rPr>
-        <w:t xml:space="preserve"> loads the HSS 349 scan with 4 destinations and returns Door → Front of Room = 5.1 m. Phone → production (Oct 20): 828 real poses reached production in 8 sessions, 4 before class (12:33–12:59) and 4 during the in-class demo (14:03–14:40); the live dot updated on </w:t>
+        <w:t xml:space="preserve"> loads the HSS 349 scan with 4 destinations and returns Door → Front of Room = 5.1 m. Phone → production (Oct 20): 828 pose samples reached production across 8 upload periods separated by gaps of more than 60 s, 4 before class (12:33–12:59) and 4 during the in-class demo (14:03–14:40); the live dot updated on </w:t>
       </w:r>
       <w:r>
         <w:rPr>
@@ -7098,7 +7098,7 @@
         <w:rPr>
           <w:sz w:val="20"/>
         </w:rPr>
-        <w:t xml:space="preserve"> on other phones and browsers. Session table, query and screenshot: </w:t>
+        <w:t xml:space="preserve"> on other phones and browsers. Upload-period table, query and screenshot: </w:t>
       </w:r>
       <w:r>
         <w:rPr>
